--- a/기업/회계·세무/영수증.docx
+++ b/기업/회계·세무/영수증.docx
@@ -4,7 +4,7 @@
   <w:body>
     <w:p>
       <w:pPr>
-        <w:spacing w:after="37" w:before="0" w:line="312" w:lineRule="auto"/>
+        <w:spacing w:after="40" w:before="0" w:line="312" w:lineRule="auto"/>
         <w:jc w:val="center"/>
       </w:pPr>
       <w:r>
@@ -19,7 +19,7 @@
     </w:p>
     <w:p>
       <w:pPr>
-        <w:spacing w:after="92" w:before="0" w:line="312" w:lineRule="auto"/>
+        <w:spacing w:after="100" w:before="0" w:line="312" w:lineRule="auto"/>
         <w:jc w:val="left"/>
         <w:pBdr>
           <w:bottom w:val="single" w:sz="14" w:space="2" w:color="24384F"/>
@@ -35,7 +35,7 @@
     </w:p>
     <w:p>
       <w:pPr>
-        <w:spacing w:after="147" w:before="0" w:line="312" w:lineRule="auto"/>
+        <w:spacing w:after="160" w:before="0" w:line="312" w:lineRule="auto"/>
         <w:jc w:val="left"/>
       </w:pPr>
       <w:r>
@@ -62,7 +62,7 @@
       </w:tblGrid>
       <w:tr>
         <w:trPr>
-          <w:trHeight w:val="417" w:hRule="atLeast"/>
+          <w:trHeight w:val="453" w:hRule="atLeast"/>
         </w:trPr>
         <w:tc>
           <w:tcPr>
@@ -178,7 +178,7 @@
     </w:tbl>
     <w:p>
       <w:pPr>
-        <w:spacing w:after="37" w:before="0" w:line="312" w:lineRule="auto"/>
+        <w:spacing w:after="40" w:before="0" w:line="312" w:lineRule="auto"/>
         <w:jc w:val="left"/>
       </w:pPr>
       <w:r>
@@ -191,7 +191,7 @@
     </w:p>
     <w:p>
       <w:pPr>
-        <w:spacing w:after="37" w:before="74" w:line="312" w:lineRule="auto"/>
+        <w:spacing w:after="40" w:before="80" w:line="312" w:lineRule="auto"/>
         <w:jc w:val="left"/>
         <w:pBdr>
           <w:bottom w:val="single" w:sz="6" w:space="2" w:color="C9D2DD"/>
@@ -230,7 +230,7 @@
       </w:tblGrid>
       <w:tr>
         <w:trPr>
-          <w:trHeight w:val="417" w:hRule="atLeast"/>
+          <w:trHeight w:val="453" w:hRule="atLeast"/>
         </w:trPr>
         <w:tc>
           <w:tcPr>
@@ -290,7 +290,7 @@
       </w:tr>
       <w:tr>
         <w:trPr>
-          <w:trHeight w:val="417" w:hRule="atLeast"/>
+          <w:trHeight w:val="453" w:hRule="atLeast"/>
         </w:trPr>
         <w:tc>
           <w:tcPr>
@@ -350,7 +350,7 @@
       </w:tr>
       <w:tr>
         <w:trPr>
-          <w:trHeight w:val="417" w:hRule="atLeast"/>
+          <w:trHeight w:val="453" w:hRule="atLeast"/>
         </w:trPr>
         <w:tc>
           <w:tcPr>
@@ -410,7 +410,7 @@
       </w:tr>
       <w:tr>
         <w:trPr>
-          <w:trHeight w:val="417" w:hRule="atLeast"/>
+          <w:trHeight w:val="453" w:hRule="atLeast"/>
         </w:trPr>
         <w:tc>
           <w:tcPr>
@@ -471,7 +471,7 @@
     </w:tbl>
     <w:p>
       <w:pPr>
-        <w:spacing w:after="37" w:before="0" w:line="312" w:lineRule="auto"/>
+        <w:spacing w:after="40" w:before="0" w:line="312" w:lineRule="auto"/>
         <w:jc w:val="left"/>
       </w:pPr>
       <w:r>
@@ -484,7 +484,7 @@
     </w:p>
     <w:p>
       <w:pPr>
-        <w:spacing w:after="37" w:before="74" w:line="312" w:lineRule="auto"/>
+        <w:spacing w:after="40" w:before="80" w:line="312" w:lineRule="auto"/>
         <w:jc w:val="left"/>
         <w:pBdr>
           <w:bottom w:val="single" w:sz="6" w:space="2" w:color="C9D2DD"/>
@@ -523,7 +523,7 @@
       </w:tblGrid>
       <w:tr>
         <w:trPr>
-          <w:trHeight w:val="417" w:hRule="atLeast"/>
+          <w:trHeight w:val="453" w:hRule="atLeast"/>
         </w:trPr>
         <w:tc>
           <w:tcPr>
@@ -583,7 +583,7 @@
       </w:tr>
       <w:tr>
         <w:trPr>
-          <w:trHeight w:val="417" w:hRule="atLeast"/>
+          <w:trHeight w:val="453" w:hRule="atLeast"/>
         </w:trPr>
         <w:tc>
           <w:tcPr>
@@ -644,7 +644,7 @@
     </w:tbl>
     <w:p>
       <w:pPr>
-        <w:spacing w:after="37" w:before="0" w:line="312" w:lineRule="auto"/>
+        <w:spacing w:after="40" w:before="0" w:line="312" w:lineRule="auto"/>
         <w:jc w:val="left"/>
       </w:pPr>
       <w:r>
@@ -657,7 +657,7 @@
     </w:p>
     <w:p>
       <w:pPr>
-        <w:spacing w:after="37" w:before="74" w:line="312" w:lineRule="auto"/>
+        <w:spacing w:after="40" w:before="80" w:line="312" w:lineRule="auto"/>
         <w:jc w:val="left"/>
         <w:pBdr>
           <w:bottom w:val="single" w:sz="6" w:space="2" w:color="C9D2DD"/>
@@ -698,7 +698,7 @@
       </w:tblGrid>
       <w:tr>
         <w:trPr>
-          <w:trHeight w:val="417" w:hRule="atLeast"/>
+          <w:trHeight w:val="453" w:hRule="atLeast"/>
         </w:trPr>
         <w:tc>
           <w:tcPr>
@@ -819,7 +819,7 @@
       </w:tr>
       <w:tr>
         <w:trPr>
-          <w:trHeight w:val="417" w:hRule="atLeast"/>
+          <w:trHeight w:val="453" w:hRule="atLeast"/>
         </w:trPr>
         <w:tc>
           <w:tcPr>
@@ -835,7 +835,7 @@
           <w:p>
             <w:pPr>
               <w:spacing w:after="0" w:line="312" w:lineRule="auto"/>
-              <w:jc w:val="left"/>
+              <w:jc w:val="center"/>
             </w:pPr>
             <w:r/>
             <w:r>
@@ -861,7 +861,7 @@
           <w:p>
             <w:pPr>
               <w:spacing w:after="0" w:line="312" w:lineRule="auto"/>
-              <w:jc w:val="left"/>
+              <w:jc w:val="center"/>
             </w:pPr>
             <w:r/>
             <w:r>
@@ -887,7 +887,7 @@
           <w:p>
             <w:pPr>
               <w:spacing w:after="0" w:line="312" w:lineRule="auto"/>
-              <w:jc w:val="left"/>
+              <w:jc w:val="center"/>
             </w:pPr>
             <w:r/>
             <w:r>
@@ -913,7 +913,7 @@
           <w:p>
             <w:pPr>
               <w:spacing w:after="0" w:line="312" w:lineRule="auto"/>
-              <w:jc w:val="left"/>
+              <w:jc w:val="center"/>
             </w:pPr>
             <w:r/>
             <w:r>
@@ -928,7 +928,7 @@
       </w:tr>
       <w:tr>
         <w:trPr>
-          <w:trHeight w:val="417" w:hRule="atLeast"/>
+          <w:trHeight w:val="453" w:hRule="atLeast"/>
         </w:trPr>
         <w:tc>
           <w:tcPr>
@@ -944,7 +944,7 @@
           <w:p>
             <w:pPr>
               <w:spacing w:after="0" w:line="312" w:lineRule="auto"/>
-              <w:jc w:val="left"/>
+              <w:jc w:val="center"/>
             </w:pPr>
             <w:r/>
             <w:r>
@@ -970,7 +970,7 @@
           <w:p>
             <w:pPr>
               <w:spacing w:after="0" w:line="312" w:lineRule="auto"/>
-              <w:jc w:val="left"/>
+              <w:jc w:val="center"/>
             </w:pPr>
             <w:r/>
             <w:r>
@@ -996,7 +996,7 @@
           <w:p>
             <w:pPr>
               <w:spacing w:after="0" w:line="312" w:lineRule="auto"/>
-              <w:jc w:val="left"/>
+              <w:jc w:val="center"/>
             </w:pPr>
             <w:r/>
             <w:r>
@@ -1022,7 +1022,7 @@
           <w:p>
             <w:pPr>
               <w:spacing w:after="0" w:line="312" w:lineRule="auto"/>
-              <w:jc w:val="left"/>
+              <w:jc w:val="center"/>
             </w:pPr>
             <w:r/>
             <w:r>
@@ -1037,7 +1037,7 @@
       </w:tr>
       <w:tr>
         <w:trPr>
-          <w:trHeight w:val="417" w:hRule="atLeast"/>
+          <w:trHeight w:val="453" w:hRule="atLeast"/>
         </w:trPr>
         <w:tc>
           <w:tcPr>
@@ -1053,7 +1053,7 @@
           <w:p>
             <w:pPr>
               <w:spacing w:after="0" w:line="312" w:lineRule="auto"/>
-              <w:jc w:val="left"/>
+              <w:jc w:val="center"/>
             </w:pPr>
             <w:r/>
             <w:r>
@@ -1079,7 +1079,7 @@
           <w:p>
             <w:pPr>
               <w:spacing w:after="0" w:line="312" w:lineRule="auto"/>
-              <w:jc w:val="left"/>
+              <w:jc w:val="center"/>
             </w:pPr>
             <w:r/>
             <w:r>
@@ -1105,7 +1105,7 @@
           <w:p>
             <w:pPr>
               <w:spacing w:after="0" w:line="312" w:lineRule="auto"/>
-              <w:jc w:val="left"/>
+              <w:jc w:val="center"/>
             </w:pPr>
             <w:r/>
             <w:r>
@@ -1131,7 +1131,7 @@
           <w:p>
             <w:pPr>
               <w:spacing w:after="0" w:line="312" w:lineRule="auto"/>
-              <w:jc w:val="left"/>
+              <w:jc w:val="center"/>
             </w:pPr>
             <w:r/>
             <w:r>
@@ -1146,7 +1146,7 @@
       </w:tr>
       <w:tr>
         <w:trPr>
-          <w:trHeight w:val="417" w:hRule="atLeast"/>
+          <w:trHeight w:val="453" w:hRule="atLeast"/>
         </w:trPr>
         <w:tc>
           <w:tcPr>
@@ -1162,7 +1162,7 @@
           <w:p>
             <w:pPr>
               <w:spacing w:after="0" w:line="312" w:lineRule="auto"/>
-              <w:jc w:val="left"/>
+              <w:jc w:val="center"/>
             </w:pPr>
             <w:r/>
             <w:r>
@@ -1188,7 +1188,7 @@
           <w:p>
             <w:pPr>
               <w:spacing w:after="0" w:line="312" w:lineRule="auto"/>
-              <w:jc w:val="left"/>
+              <w:jc w:val="center"/>
             </w:pPr>
             <w:r/>
             <w:r>
@@ -1214,7 +1214,7 @@
           <w:p>
             <w:pPr>
               <w:spacing w:after="0" w:line="312" w:lineRule="auto"/>
-              <w:jc w:val="left"/>
+              <w:jc w:val="center"/>
             </w:pPr>
             <w:r/>
             <w:r>
@@ -1240,7 +1240,7 @@
           <w:p>
             <w:pPr>
               <w:spacing w:after="0" w:line="312" w:lineRule="auto"/>
-              <w:jc w:val="left"/>
+              <w:jc w:val="center"/>
             </w:pPr>
             <w:r/>
             <w:r>
@@ -1256,7 +1256,7 @@
     </w:tbl>
     <w:p>
       <w:pPr>
-        <w:spacing w:after="37" w:before="0" w:line="312" w:lineRule="auto"/>
+        <w:spacing w:after="40" w:before="0" w:line="312" w:lineRule="auto"/>
         <w:jc w:val="left"/>
       </w:pPr>
       <w:r>
@@ -1283,7 +1283,7 @@
       </w:tblGrid>
       <w:tr>
         <w:trPr>
-          <w:trHeight w:val="417" w:hRule="atLeast"/>
+          <w:trHeight w:val="453" w:hRule="atLeast"/>
         </w:trPr>
         <w:tc>
           <w:tcPr>
@@ -1395,7 +1395,7 @@
       </w:tr>
       <w:tr>
         <w:trPr>
-          <w:trHeight w:val="417" w:hRule="atLeast"/>
+          <w:trHeight w:val="453" w:hRule="atLeast"/>
         </w:trPr>
         <w:tc>
           <w:tcPr>
@@ -1507,7 +1507,7 @@
       </w:tr>
       <w:tr>
         <w:trPr>
-          <w:trHeight w:val="417" w:hRule="atLeast"/>
+          <w:trHeight w:val="453" w:hRule="atLeast"/>
         </w:trPr>
         <w:tc>
           <w:tcPr>
@@ -1620,7 +1620,7 @@
     </w:tbl>
     <w:p>
       <w:pPr>
-        <w:spacing w:after="37" w:before="0" w:line="312" w:lineRule="auto"/>
+        <w:spacing w:after="40" w:before="0" w:line="312" w:lineRule="auto"/>
         <w:jc w:val="left"/>
       </w:pPr>
       <w:r>
@@ -1633,7 +1633,7 @@
     </w:p>
     <w:p>
       <w:pPr>
-        <w:spacing w:after="74" w:before="0" w:line="312" w:lineRule="auto"/>
+        <w:spacing w:after="80" w:before="0" w:line="312" w:lineRule="auto"/>
         <w:jc w:val="left"/>
       </w:pPr>
       <w:r>
@@ -1646,7 +1646,7 @@
     </w:p>
     <w:p>
       <w:pPr>
-        <w:spacing w:after="74" w:before="0" w:line="312" w:lineRule="auto"/>
+        <w:spacing w:after="80" w:before="0" w:line="312" w:lineRule="auto"/>
         <w:jc w:val="center"/>
       </w:pPr>
       <w:r>
@@ -1672,7 +1672,7 @@
       </w:tblGrid>
       <w:tr>
         <w:trPr>
-          <w:trHeight w:val="834" w:hRule="atLeast"/>
+          <w:trHeight w:val="907" w:hRule="atLeast"/>
         </w:trPr>
         <w:tc>
           <w:tcPr>
@@ -1731,7 +1731,7 @@
     </w:tbl>
     <w:p>
       <w:pPr>
-        <w:spacing w:after="37" w:before="0" w:line="312" w:lineRule="auto"/>
+        <w:spacing w:after="40" w:before="0" w:line="312" w:lineRule="auto"/>
         <w:jc w:val="left"/>
       </w:pPr>
       <w:r>
@@ -1744,7 +1744,7 @@
     </w:p>
     <w:p>
       <w:pPr>
-        <w:spacing w:after="0" w:before="55" w:line="312" w:lineRule="auto"/>
+        <w:spacing w:after="0" w:before="60" w:line="312" w:lineRule="auto"/>
         <w:jc w:val="left"/>
       </w:pPr>
       <w:r>
